--- a/Lab3/pzpi-23-3-dolzhenkova-daria-lab3.docx
+++ b/Lab3/pzpi-23-3-dolzhenkova-daria-lab3.docx
@@ -2238,6 +2238,7 @@
         <w:rPr>
           <w:b/>
           <w:bCs/>
+          <w:lang w:val="ru-RU"/>
         </w:rPr>
       </w:pPr>
       <w:r>
@@ -2251,6 +2252,55 @@
     <w:p>
       <w:pPr>
         <w:pStyle w:val="11"/>
+        <w:ind w:firstLine="0"/>
+        <w:rPr>
+          <w:b/>
+          <w:bCs/>
+          <w:lang w:val="ru-RU"/>
+        </w:rPr>
+      </w:pPr>
+    </w:p>
+    <w:p>
+      <w:pPr>
+        <w:pStyle w:val="11"/>
+        <w:ind w:firstLine="0"/>
+        <w:jc w:val="left"/>
+        <w:rPr>
+          <w:lang w:val="ru-RU"/>
+        </w:rPr>
+      </w:pPr>
+      <w:proofErr w:type="spellStart"/>
+      <w:r>
+        <w:t>GitHub</w:t>
+      </w:r>
+      <w:proofErr w:type="spellEnd"/>
+      <w:r>
+        <w:t xml:space="preserve"> репозиторій: </w:t>
+      </w:r>
+      <w:hyperlink r:id="rId10" w:history="1">
+        <w:r>
+          <w:rPr>
+            <w:rStyle w:val="ae"/>
+            <w:color w:val="000000" w:themeColor="text1"/>
+            <w:u w:val="none"/>
+          </w:rPr>
+          <w:t>https://github.com/NureDolzhenkovaDaria/ark-pzpi-23-3-dolzhenkova-daria/tree/main/Lab</w:t>
+        </w:r>
+        <w:r>
+          <w:rPr>
+            <w:rStyle w:val="ae"/>
+            <w:color w:val="000000" w:themeColor="text1"/>
+            <w:u w:val="none"/>
+            <w:lang w:val="ru-RU"/>
+          </w:rPr>
+          <w:t>3</w:t>
+        </w:r>
+      </w:hyperlink>
+    </w:p>
+    <w:p>
+      <w:pPr>
+        <w:pStyle w:val="11"/>
+        <w:ind w:firstLine="0"/>
         <w:jc w:val="left"/>
         <w:rPr>
           <w:rFonts w:ascii="Courier New" w:hAnsi="Courier New" w:cs="Courier New"/>
@@ -2258,6 +2308,7 @@
           <w:iCs/>
           <w:sz w:val="24"/>
           <w:szCs w:val="24"/>
+          <w:lang w:val="ru-RU"/>
         </w:rPr>
       </w:pPr>
     </w:p>
@@ -3496,6 +3547,7 @@
           <w:sz w:val="24"/>
           <w:szCs w:val="24"/>
         </w:rPr>
+        <w:lastRenderedPageBreak/>
         <w:t xml:space="preserve"> 2  </w:t>
       </w:r>
       <w:proofErr w:type="spellStart"/>
@@ -3914,7 +3966,6 @@
           <w:sz w:val="24"/>
           <w:szCs w:val="24"/>
         </w:rPr>
-        <w:lastRenderedPageBreak/>
         <w:t xml:space="preserve"> 6      </w:t>
       </w:r>
       <w:proofErr w:type="spellStart"/>
@@ -4716,7 +4767,7 @@
       </w:pPr>
     </w:p>
     <w:sectPr>
-      <w:headerReference w:type="default" r:id="rId10"/>
+      <w:headerReference w:type="default" r:id="rId11"/>
       <w:pgSz w:w="11906" w:h="16838"/>
       <w:pgMar w:top="850" w:right="850" w:bottom="850" w:left="1417" w:header="708" w:footer="708" w:gutter="0"/>
       <w:cols w:space="708"/>
@@ -9761,6 +9812,7 @@
   <w:style w:type="character" w:default="1" w:styleId="a0">
     <w:name w:val="Default Paragraph Font"/>
     <w:uiPriority w:val="1"/>
+    <w:semiHidden/>
     <w:unhideWhenUsed/>
   </w:style>
   <w:style w:type="table" w:default="1" w:styleId="a1">
